--- a/Shablons/Ariza/jarrohlik_tayinlangan.docx
+++ b/Shablons/Ariza/jarrohlik_tayinlangan.docx
@@ -24,7 +24,7 @@
           <w:szCs w:val="28"/>
           <w:lang w:val="en-US"/>
         </w:rPr>
-        <w:t>{tuman} tuman</w:t>
+        <w:t xml:space="preserve">{tuman}, </w:t>
       </w:r>
       <w:proofErr w:type="spellEnd"/>
       <w:r>
@@ -55,7 +55,7 @@
           <w:szCs w:val="28"/>
           <w:lang w:val="en-US"/>
         </w:rPr>
-        <w:t>, {</w:t>
+        <w:t>{</w:t>
       </w:r>
       <w:proofErr w:type="spellStart"/>
       <w:r>
@@ -817,7 +817,7 @@
           <w:szCs w:val="28"/>
           <w:lang w:val="en-US"/>
         </w:rPr>
-        <w:t>{tuman} tuman</w:t>
+        <w:t>{tuman} Inson</w:t>
       </w:r>
       <w:proofErr w:type="spellEnd"/>
       <w:r>
@@ -845,7 +845,6 @@
           <w:szCs w:val="28"/>
           <w:lang w:val="en-US"/>
         </w:rPr>
-        <w:t xml:space="preserve"> </w:t>
       </w:r>
       <w:proofErr w:type="spellStart"/>
       <w:r>
@@ -855,7 +854,6 @@
           <w:szCs w:val="28"/>
           <w:lang w:val="en-US"/>
         </w:rPr>
-        <w:t>Inson</w:t>
       </w:r>
       <w:proofErr w:type="spellEnd"/>
       <w:r>
